--- a/docs/判断题.docx
+++ b/docs/判断题.docx
@@ -42,8 +42,6 @@
           <w:lang w:val="en-US" w:eastAsia="zh-CN"/>
         </w:rPr>
       </w:pPr>
-      <w:bookmarkStart w:id="0" w:name="_GoBack"/>
-      <w:bookmarkEnd w:id="0"/>
       <w:r>
         <w:rPr>
           <w:rStyle w:val="6"/>
@@ -1497,15 +1495,16 @@
         <w:ind w:left="0" w:right="0" w:firstLine="0"/>
         <w:textAlignment w:val="baseline"/>
         <w:rPr>
-          <w:rFonts w:hint="eastAsia" w:ascii="宋体" w:hAnsi="宋体" w:eastAsia="宋体" w:cs="宋体"/>
-          <w:b w:val="0"/>
-          <w:bCs w:val="0"/>
-          <w:i w:val="0"/>
-          <w:iCs w:val="0"/>
-          <w:caps w:val="0"/>
-          <w:spacing w:val="-2"/>
-          <w:sz w:val="21"/>
-          <w:szCs w:val="21"/>
+          <w:rFonts w:hint="default" w:ascii="宋体" w:hAnsi="宋体" w:eastAsia="宋体" w:cs="宋体"/>
+          <w:b w:val="0"/>
+          <w:bCs w:val="0"/>
+          <w:i w:val="0"/>
+          <w:iCs w:val="0"/>
+          <w:caps w:val="0"/>
+          <w:spacing w:val="-2"/>
+          <w:sz w:val="21"/>
+          <w:szCs w:val="21"/>
+          <w:lang w:val="en-US" w:eastAsia="zh-CN"/>
         </w:rPr>
       </w:pPr>
       <w:r>
@@ -1543,6 +1542,26 @@
         </w:rPr>
         <w:t>. 将植物细胞的原生质体置于高浓度的蔗糖溶液中，该原生质体将会发生质壁分离现象。</w:t>
       </w:r>
+      <w:r>
+        <w:rPr>
+          <w:rStyle w:val="6"/>
+          <w:rFonts w:hint="eastAsia" w:cs="宋体"/>
+          <w:b w:val="0"/>
+          <w:bCs w:val="0"/>
+          <w:i w:val="0"/>
+          <w:iCs w:val="0"/>
+          <w:caps w:val="0"/>
+          <w:spacing w:val="-2"/>
+          <w:sz w:val="21"/>
+          <w:szCs w:val="21"/>
+          <w:shd w:val="clear" w:fill="FFFFFF"/>
+          <w:vertAlign w:val="baseline"/>
+          <w:lang w:val="en-US" w:eastAsia="zh-CN"/>
+        </w:rPr>
+        <w:t>答案：错</w:t>
+      </w:r>
+      <w:bookmarkStart w:id="0" w:name="_GoBack"/>
+      <w:bookmarkEnd w:id="0"/>
     </w:p>
     <w:p>
       <w:pPr>
